--- a/poemas.docx
+++ b/poemas.docx
@@ -39,11 +39,19 @@
         </w:rPr>
         <w:t xml:space="preserve">AUTOR: </w:t>
       </w:r>
-      <w:r>
-        <w:rPr>
-          <w:rStyle w:val="Textoennegrita"/>
-        </w:rPr>
-        <w:t>Maria Emilia Cornejo 1967</w:t>
+      <w:proofErr w:type="spellStart"/>
+      <w:r>
+        <w:rPr>
+          <w:rStyle w:val="Textoennegrita"/>
+        </w:rPr>
+        <w:t>Maria</w:t>
+      </w:r>
+      <w:proofErr w:type="spellEnd"/>
+      <w:r>
+        <w:rPr>
+          <w:rStyle w:val="Textoennegrita"/>
+        </w:rPr>
+        <w:t xml:space="preserve"> Emilia Cornejo 1967</w:t>
       </w:r>
     </w:p>
     <w:p>
@@ -376,8 +384,16 @@
         <w:rPr>
           <w:rStyle w:val="Textoennegrita"/>
         </w:rPr>
-        <w:t>Marwan Makhoul</w:t>
-      </w:r>
+        <w:t xml:space="preserve">Marwan </w:t>
+      </w:r>
+      <w:proofErr w:type="spellStart"/>
+      <w:r>
+        <w:rPr>
+          <w:rStyle w:val="Textoennegrita"/>
+        </w:rPr>
+        <w:t>Makhoul</w:t>
+      </w:r>
+      <w:proofErr w:type="spellEnd"/>
       <w:r>
         <w:rPr>
           <w:rStyle w:val="Textoennegrita"/>
@@ -467,7 +483,15 @@
         <w:jc w:val="both"/>
       </w:pPr>
       <w:r>
-        <w:t xml:space="preserve">Marwan Makhoul </w:t>
+        <w:t xml:space="preserve">Marwan </w:t>
+      </w:r>
+      <w:proofErr w:type="spellStart"/>
+      <w:r>
+        <w:t>Makhoul</w:t>
+      </w:r>
+      <w:proofErr w:type="spellEnd"/>
+      <w:r>
+        <w:t xml:space="preserve"> </w:t>
       </w:r>
       <w:r>
         <w:t>es un</w:t>
@@ -630,8 +654,13 @@
       <w:pPr>
         <w:pStyle w:val="NormalWeb"/>
       </w:pPr>
-      <w:r>
-        <w:t>si veis un monte distinto,</w:t>
+      <w:proofErr w:type="spellStart"/>
+      <w:r>
+        <w:t>si</w:t>
+      </w:r>
+      <w:proofErr w:type="spellEnd"/>
+      <w:r>
+        <w:t xml:space="preserve"> veis un monte distinto,</w:t>
       </w:r>
     </w:p>
     <w:p>
@@ -646,8 +675,13 @@
       <w:pPr>
         <w:pStyle w:val="NormalWeb"/>
       </w:pPr>
-      <w:r>
-        <w:t>si veis un camino distinto,</w:t>
+      <w:proofErr w:type="spellStart"/>
+      <w:r>
+        <w:t>si</w:t>
+      </w:r>
+      <w:proofErr w:type="spellEnd"/>
+      <w:r>
+        <w:t xml:space="preserve"> veis un camino distinto,</w:t>
       </w:r>
     </w:p>
     <w:p>
@@ -662,8 +696,13 @@
       <w:pPr>
         <w:pStyle w:val="NormalWeb"/>
       </w:pPr>
-      <w:r>
-        <w:t>si veis una rosa distinta,</w:t>
+      <w:proofErr w:type="spellStart"/>
+      <w:r>
+        <w:t>si</w:t>
+      </w:r>
+      <w:proofErr w:type="spellEnd"/>
+      <w:r>
+        <w:t xml:space="preserve"> veis una rosa distinta,</w:t>
       </w:r>
     </w:p>
     <w:p>
@@ -678,8 +717,13 @@
       <w:pPr>
         <w:pStyle w:val="NormalWeb"/>
       </w:pPr>
-      <w:r>
-        <w:t>si veis un río distinto,</w:t>
+      <w:proofErr w:type="spellStart"/>
+      <w:r>
+        <w:t>si</w:t>
+      </w:r>
+      <w:proofErr w:type="spellEnd"/>
+      <w:r>
+        <w:t xml:space="preserve"> veis un río distinto,</w:t>
       </w:r>
     </w:p>
     <w:p>
@@ -694,8 +738,13 @@
       <w:pPr>
         <w:pStyle w:val="NormalWeb"/>
       </w:pPr>
-      <w:r>
-        <w:t>si veis un hombre distinto,</w:t>
+      <w:proofErr w:type="spellStart"/>
+      <w:r>
+        <w:t>si</w:t>
+      </w:r>
+      <w:proofErr w:type="spellEnd"/>
+      <w:r>
+        <w:t xml:space="preserve"> veis un hombre distinto,</w:t>
       </w:r>
     </w:p>
     <w:p>
@@ -964,11 +1013,19 @@
         </w:rPr>
         <w:t xml:space="preserve">AUTOR: </w:t>
       </w:r>
-      <w:r>
-        <w:rPr>
-          <w:rStyle w:val="Textoennegrita"/>
-        </w:rPr>
-        <w:t>Khaled Juma</w:t>
+      <w:proofErr w:type="spellStart"/>
+      <w:r>
+        <w:rPr>
+          <w:rStyle w:val="Textoennegrita"/>
+        </w:rPr>
+        <w:t>Khaled</w:t>
+      </w:r>
+      <w:proofErr w:type="spellEnd"/>
+      <w:r>
+        <w:rPr>
+          <w:rStyle w:val="Textoennegrita"/>
+        </w:rPr>
+        <w:t xml:space="preserve"> Juma</w:t>
       </w:r>
       <w:r>
         <w:rPr>
@@ -1137,21 +1194,23 @@
           <w:iCs/>
         </w:rPr>
       </w:pPr>
+      <w:proofErr w:type="spellStart"/>
       <w:r>
         <w:rPr>
           <w:rStyle w:val="nfasis"/>
           <w:i w:val="0"/>
           <w:iCs w:val="0"/>
         </w:rPr>
-        <w:t>Khaled Juma, n</w:t>
-      </w:r>
+        <w:t>Khaled</w:t>
+      </w:r>
+      <w:proofErr w:type="spellEnd"/>
       <w:r>
         <w:rPr>
           <w:rStyle w:val="nfasis"/>
           <w:i w:val="0"/>
           <w:iCs w:val="0"/>
         </w:rPr>
-        <w:t xml:space="preserve">acido en Rafah el 25 de octubre de 1965, creció en el campo de refugiados palestinos de Al-Shaboura, en la Franja de Gaza. El poema fue escrito en 2014, </w:t>
+        <w:t xml:space="preserve"> Juma, n</w:t>
       </w:r>
       <w:r>
         <w:rPr>
@@ -1159,70 +1218,126 @@
           <w:i w:val="0"/>
           <w:iCs w:val="0"/>
         </w:rPr>
-        <w:t xml:space="preserve">en una de </w:t>
-      </w:r>
+        <w:t xml:space="preserve">acido en </w:t>
+      </w:r>
+      <w:proofErr w:type="spellStart"/>
       <w:r>
         <w:rPr>
           <w:rStyle w:val="nfasis"/>
-          <w:b/>
-          <w:bCs/>
           <w:i w:val="0"/>
           <w:iCs w:val="0"/>
         </w:rPr>
-        <w:t>las más sangrientas agresiones israelíes sobre Gaza, contra palestinos, niños y ancianos.</w:t>
-      </w:r>
-    </w:p>
-    <w:p>
-      <w:pPr>
-        <w:pStyle w:val="NormalWeb"/>
-        <w:jc w:val="both"/>
-        <w:rPr>
-          <w:rStyle w:val="Textoennegrita"/>
-        </w:rPr>
-      </w:pPr>
-    </w:p>
-    <w:p>
-      <w:pPr>
-        <w:pStyle w:val="NormalWeb"/>
-        <w:jc w:val="both"/>
-        <w:rPr>
-          <w:rStyle w:val="Textoennegrita"/>
-        </w:rPr>
-      </w:pPr>
-    </w:p>
-    <w:p>
-      <w:pPr>
-        <w:pStyle w:val="NormalWeb"/>
-        <w:jc w:val="both"/>
+        <w:t>Rafah</w:t>
+      </w:r>
+      <w:proofErr w:type="spellEnd"/>
+      <w:r>
         <w:rPr>
           <w:rStyle w:val="nfasis"/>
-          <w:b/>
-          <w:bCs/>
           <w:i w:val="0"/>
           <w:iCs w:val="0"/>
         </w:rPr>
-      </w:pPr>
-      <w:r>
-        <w:rPr>
-          <w:rStyle w:val="Textoennegrita"/>
-        </w:rPr>
-        <w:t>TÍTULO:</w:t>
-      </w:r>
-      <w:r>
-        <w:rPr>
-          <w:rStyle w:val="Textoennegrita"/>
-        </w:rPr>
-        <w:t xml:space="preserve"> </w:t>
-      </w:r>
+        <w:t xml:space="preserve"> el 25 de octubre de 1965, creció en el campo de refugiados palestinos de Al-</w:t>
+      </w:r>
+      <w:proofErr w:type="spellStart"/>
       <w:r>
         <w:rPr>
           <w:rStyle w:val="nfasis"/>
-          <w:b/>
-          <w:bCs/>
           <w:i w:val="0"/>
           <w:iCs w:val="0"/>
         </w:rPr>
-        <w:t xml:space="preserve">Strip-tease </w:t>
+        <w:t>Shaboura</w:t>
+      </w:r>
+      <w:proofErr w:type="spellEnd"/>
+      <w:r>
+        <w:rPr>
+          <w:rStyle w:val="nfasis"/>
+          <w:i w:val="0"/>
+          <w:iCs w:val="0"/>
+        </w:rPr>
+        <w:t xml:space="preserve">, en la Franja de Gaza. El poema fue escrito en 2014, </w:t>
+      </w:r>
+      <w:r>
+        <w:rPr>
+          <w:rStyle w:val="nfasis"/>
+          <w:i w:val="0"/>
+          <w:iCs w:val="0"/>
+        </w:rPr>
+        <w:t xml:space="preserve">en una de </w:t>
+      </w:r>
+      <w:r>
+        <w:rPr>
+          <w:rStyle w:val="nfasis"/>
+          <w:b/>
+          <w:bCs/>
+          <w:i w:val="0"/>
+          <w:iCs w:val="0"/>
+        </w:rPr>
+        <w:t>las más sangrientas agresiones israelíes sobre Gaza, contra palestinos, niños y ancianos.</w:t>
+      </w:r>
+    </w:p>
+    <w:p>
+      <w:pPr>
+        <w:pStyle w:val="NormalWeb"/>
+        <w:jc w:val="both"/>
+        <w:rPr>
+          <w:rStyle w:val="Textoennegrita"/>
+        </w:rPr>
+      </w:pPr>
+    </w:p>
+    <w:p>
+      <w:pPr>
+        <w:pStyle w:val="NormalWeb"/>
+        <w:jc w:val="both"/>
+        <w:rPr>
+          <w:rStyle w:val="Textoennegrita"/>
+        </w:rPr>
+      </w:pPr>
+    </w:p>
+    <w:p>
+      <w:pPr>
+        <w:pStyle w:val="NormalWeb"/>
+        <w:jc w:val="both"/>
+        <w:rPr>
+          <w:rStyle w:val="nfasis"/>
+          <w:b/>
+          <w:bCs/>
+          <w:i w:val="0"/>
+          <w:iCs w:val="0"/>
+        </w:rPr>
+      </w:pPr>
+      <w:r>
+        <w:rPr>
+          <w:rStyle w:val="Textoennegrita"/>
+        </w:rPr>
+        <w:t>TÍTULO:</w:t>
+      </w:r>
+      <w:r>
+        <w:rPr>
+          <w:rStyle w:val="Textoennegrita"/>
+        </w:rPr>
+        <w:t xml:space="preserve"> </w:t>
+      </w:r>
+      <w:proofErr w:type="spellStart"/>
+      <w:r>
+        <w:rPr>
+          <w:rStyle w:val="nfasis"/>
+          <w:b/>
+          <w:bCs/>
+          <w:i w:val="0"/>
+          <w:iCs w:val="0"/>
+        </w:rPr>
+        <w:t>Strip-tease</w:t>
+      </w:r>
+      <w:proofErr w:type="spellEnd"/>
+      <w:r>
+        <w:rPr>
+          <w:rStyle w:val="nfasis"/>
+          <w:b/>
+          <w:bCs/>
+          <w:i w:val="0"/>
+          <w:iCs w:val="0"/>
+        </w:rPr>
+        <w:t xml:space="preserve"> </w:t>
       </w:r>
     </w:p>
     <w:p>
@@ -1284,8 +1399,13 @@
           <w:tab w:val="left" w:pos="1843"/>
         </w:tabs>
       </w:pPr>
-      <w:r>
-        <w:t>si lo tienes</w:t>
+      <w:proofErr w:type="spellStart"/>
+      <w:r>
+        <w:t>si</w:t>
+      </w:r>
+      <w:proofErr w:type="spellEnd"/>
+      <w:r>
+        <w:t xml:space="preserve"> lo tienes</w:t>
       </w:r>
     </w:p>
     <w:p>
@@ -1874,7 +1994,14 @@
         <w:jc w:val="both"/>
       </w:pPr>
       <w:r>
-        <w:t>Llegó con tres heridas:</w:t>
+        <w:rPr>
+          <w:i/>
+          <w:iCs/>
+        </w:rPr>
+        <w:t xml:space="preserve">Llegó </w:t>
+      </w:r>
+      <w:r>
+        <w:t>con tres heridas:</w:t>
       </w:r>
     </w:p>
     <w:p>
@@ -1916,7 +2043,17 @@
         <w:jc w:val="both"/>
       </w:pPr>
       <w:r>
-        <w:t>Con tres heridas viene:</w:t>
+        <w:t xml:space="preserve">Con tres heridas </w:t>
+      </w:r>
+      <w:r>
+        <w:rPr>
+          <w:i/>
+          <w:iCs/>
+        </w:rPr>
+        <w:t>viene</w:t>
+      </w:r>
+      <w:r>
+        <w:t>:</w:t>
       </w:r>
     </w:p>
     <w:p>
@@ -1958,7 +2095,14 @@
         <w:jc w:val="both"/>
       </w:pPr>
       <w:r>
-        <w:t>Con tres heridas yo:</w:t>
+        <w:rPr>
+          <w:i/>
+          <w:iCs/>
+        </w:rPr>
+        <w:t>Con tres heridas yo</w:t>
+      </w:r>
+      <w:r>
+        <w:t>:</w:t>
       </w:r>
     </w:p>
     <w:p>
@@ -2097,7 +2241,23 @@
           <w:b/>
           <w:bCs/>
         </w:rPr>
-        <w:t xml:space="preserve">Ezra Pound, </w:t>
+        <w:t xml:space="preserve">Ezra </w:t>
+      </w:r>
+      <w:proofErr w:type="spellStart"/>
+      <w:r>
+        <w:rPr>
+          <w:b/>
+          <w:bCs/>
+        </w:rPr>
+        <w:t>Pound</w:t>
+      </w:r>
+      <w:proofErr w:type="spellEnd"/>
+      <w:r>
+        <w:rPr>
+          <w:b/>
+          <w:bCs/>
+        </w:rPr>
+        <w:t xml:space="preserve">, </w:t>
       </w:r>
       <w:r>
         <w:rPr>
@@ -2402,8 +2562,13 @@
         </w:rPr>
       </w:pPr>
       <w:r>
-        <w:t>Ezra Pound</w:t>
-      </w:r>
+        <w:t xml:space="preserve">Ezra </w:t>
+      </w:r>
+      <w:proofErr w:type="spellStart"/>
+      <w:r>
+        <w:t>Pound</w:t>
+      </w:r>
+      <w:proofErr w:type="spellEnd"/>
       <w:r>
         <w:t xml:space="preserve">, poeta y crítico estadounidense, nos ofrece un descanso. Salir de toda esa sabiduría de biblioteca y ambientes eruditos para buscar la conexión con lo vivo. La verdad no está, necesariamente, en los pergaminos, sino en el encuentro con el otro. </w:t>
       </w:r>
@@ -3475,7 +3640,15 @@
         <w:spacing w:after="0"/>
       </w:pPr>
       <w:r>
-        <w:t>¿Por qué quedan  todavía desgraciados</w:t>
+        <w:t xml:space="preserve">¿Por qué </w:t>
+      </w:r>
+      <w:proofErr w:type="gramStart"/>
+      <w:r>
+        <w:t>quedan  todavía</w:t>
+      </w:r>
+      <w:proofErr w:type="gramEnd"/>
+      <w:r>
+        <w:t xml:space="preserve"> desgraciados</w:t>
       </w:r>
     </w:p>
     <w:p>
@@ -3501,8 +3674,13 @@
         <w:pStyle w:val="NormalWeb"/>
         <w:spacing w:after="0"/>
       </w:pPr>
-      <w:r>
-        <w:t>si de eso sólo queda un basural de hambre,</w:t>
+      <w:proofErr w:type="spellStart"/>
+      <w:r>
+        <w:t>si</w:t>
+      </w:r>
+      <w:proofErr w:type="spellEnd"/>
+      <w:r>
+        <w:t xml:space="preserve"> de eso sólo queda un basural de hambre,</w:t>
       </w:r>
     </w:p>
     <w:p>
@@ -3616,7 +3794,15 @@
         <w:spacing w:after="0"/>
       </w:pPr>
       <w:r>
-        <w:t>con hielo y cocacolas.</w:t>
+        <w:t xml:space="preserve">con hielo y </w:t>
+      </w:r>
+      <w:proofErr w:type="spellStart"/>
+      <w:r>
+        <w:t>cocacolas</w:t>
+      </w:r>
+      <w:proofErr w:type="spellEnd"/>
+      <w:r>
+        <w:t>.</w:t>
       </w:r>
     </w:p>
     <w:p>
@@ -3761,15 +3947,31 @@
         <w:pStyle w:val="NormalWeb"/>
       </w:pPr>
       <w:r>
-        <w:t>Cuando el Jefe está ocupado</w:t>
-      </w:r>
-    </w:p>
-    <w:p>
-      <w:pPr>
-        <w:pStyle w:val="NormalWeb"/>
-      </w:pPr>
-      <w:r>
-        <w:t>haciendo “niggers”,</w:t>
+        <w:t xml:space="preserve">Cuando el </w:t>
+      </w:r>
+      <w:proofErr w:type="gramStart"/>
+      <w:r>
+        <w:t>Jefe</w:t>
+      </w:r>
+      <w:proofErr w:type="gramEnd"/>
+      <w:r>
+        <w:t xml:space="preserve"> está ocupado</w:t>
+      </w:r>
+    </w:p>
+    <w:p>
+      <w:pPr>
+        <w:pStyle w:val="NormalWeb"/>
+      </w:pPr>
+      <w:r>
+        <w:t>haciendo “</w:t>
+      </w:r>
+      <w:proofErr w:type="spellStart"/>
+      <w:r>
+        <w:t>niggers</w:t>
+      </w:r>
+      <w:proofErr w:type="spellEnd"/>
+      <w:r>
+        <w:t>”,</w:t>
       </w:r>
     </w:p>
     <w:p>
@@ -3814,7 +4016,15 @@
         <w:pStyle w:val="NormalWeb"/>
       </w:pPr>
       <w:r>
-        <w:t>siempre el Jefe puede cambiar a tamaño;</w:t>
+        <w:t xml:space="preserve">siempre el </w:t>
+      </w:r>
+      <w:proofErr w:type="gramStart"/>
+      <w:r>
+        <w:t>Jefe</w:t>
+      </w:r>
+      <w:proofErr w:type="gramEnd"/>
+      <w:r>
+        <w:t xml:space="preserve"> puede cambiar a tamaño;</w:t>
       </w:r>
     </w:p>
     <w:p>
@@ -3906,7 +4116,15 @@
         <w:t>Audre Lorde</w:t>
       </w:r>
       <w:r>
-        <w:t xml:space="preserve"> es clara en todas sus letras: el Jefe siempre encontrará una nueva etiqueta para segregarte, así que no te confíes si hoy no eres el blanco. Las mismas jerarquías de género suelen ser la base sobre la que se construyen todas las demás discriminaciones. Por eso, para Lorde, la revolución no es un mero evento, sino </w:t>
+        <w:t xml:space="preserve"> es clara en todas sus letras: el </w:t>
+      </w:r>
+      <w:proofErr w:type="gramStart"/>
+      <w:r>
+        <w:t>Jefe</w:t>
+      </w:r>
+      <w:proofErr w:type="gramEnd"/>
+      <w:r>
+        <w:t xml:space="preserve"> siempre encontrará una nueva etiqueta para segregarte, así que no te confíes si hoy no eres el blanco. Las mismas jerarquías de género suelen ser la base sobre la que se construyen todas las demás discriminaciones. Por eso, para Lorde, la revolución no es un mero evento, sino </w:t>
       </w:r>
       <w:r>
         <w:rPr>
@@ -4997,7 +5215,15 @@
         <w:spacing w:after="0"/>
       </w:pPr>
       <w:r>
-        <w:t xml:space="preserve">Alabado sea Dios, que no soy bueno y tengo el egoísmo natural de las flores y de los ríos que siguen su camino preocupados sin saberlo tan solo por florecer e ir discurriendo. </w:t>
+        <w:t xml:space="preserve">Alabado sea Dios, que no soy bueno y tengo el egoísmo natural de las flores y de los ríos que siguen su </w:t>
+      </w:r>
+      <w:proofErr w:type="gramStart"/>
+      <w:r>
+        <w:t>camino preocupados</w:t>
+      </w:r>
+      <w:proofErr w:type="gramEnd"/>
+      <w:r>
+        <w:t xml:space="preserve"> sin saberlo tan solo por florecer e ir discurriendo. </w:t>
       </w:r>
       <w:r>
         <w:rPr>
@@ -5061,7 +5287,15 @@
         </w:rPr>
       </w:pPr>
       <w:r>
-        <w:t xml:space="preserve">¿El mal del mundo nace de dejar de mirar la realidad? Fernando Pessoa, a través de Alberto Caeiro, defiende aquel "egoísmo natural" que nos lleva a la única misión verdadera: el </w:t>
+        <w:t xml:space="preserve">¿El mal del mundo nace de dejar de mirar la realidad? Fernando Pessoa, a través de Alberto </w:t>
+      </w:r>
+      <w:proofErr w:type="spellStart"/>
+      <w:r>
+        <w:t>Caeiro</w:t>
+      </w:r>
+      <w:proofErr w:type="spellEnd"/>
+      <w:r>
+        <w:t xml:space="preserve">, defiende aquel "egoísmo natural" que nos lleva a la única misión verdadera: el </w:t>
       </w:r>
       <w:r>
         <w:rPr>
@@ -5420,8 +5654,13 @@
       <w:pPr>
         <w:pStyle w:val="NormalWeb"/>
       </w:pPr>
-      <w:r>
-        <w:t>Sed felices, os ruego,</w:t>
+      <w:proofErr w:type="gramStart"/>
+      <w:r>
+        <w:t>Sed felices</w:t>
+      </w:r>
+      <w:proofErr w:type="gramEnd"/>
+      <w:r>
+        <w:t>, os ruego,</w:t>
       </w:r>
     </w:p>
     <w:p>
@@ -5586,8 +5825,13 @@
       <w:pPr>
         <w:pStyle w:val="NormalWeb"/>
       </w:pPr>
-      <w:r>
-        <w:t>o oí todas las voces,</w:t>
+      <w:proofErr w:type="spellStart"/>
+      <w:r>
+        <w:t>o</w:t>
+      </w:r>
+      <w:proofErr w:type="spellEnd"/>
+      <w:r>
+        <w:t xml:space="preserve"> oí todas las voces,</w:t>
       </w:r>
     </w:p>
     <w:p>
@@ -6133,7 +6377,15 @@
         <w:spacing w:after="0"/>
       </w:pPr>
       <w:r>
-        <w:t>Está hecha pa’ barrer</w:t>
+        <w:t xml:space="preserve">Está hecha </w:t>
+      </w:r>
+      <w:proofErr w:type="spellStart"/>
+      <w:r>
+        <w:t>pa</w:t>
+      </w:r>
+      <w:proofErr w:type="spellEnd"/>
+      <w:r>
+        <w:t>’ barrer</w:t>
       </w:r>
     </w:p>
     <w:p>
@@ -6641,16 +6893,38 @@
         <w:rPr>
           <w:rStyle w:val="Textoennegrita"/>
         </w:rPr>
-        <w:t>Pedro Lemebel, 1986</w:t>
-      </w:r>
-    </w:p>
-    <w:p>
-      <w:pPr>
-        <w:pStyle w:val="NormalWeb"/>
-        <w:spacing w:before="0" w:beforeAutospacing="0" w:after="0" w:afterAutospacing="0"/>
-      </w:pPr>
-      <w:r>
-        <w:t xml:space="preserve">No soy Passolini pidiendo explicaciones </w:t>
+        <w:t xml:space="preserve">Pedro </w:t>
+      </w:r>
+      <w:proofErr w:type="spellStart"/>
+      <w:r>
+        <w:rPr>
+          <w:rStyle w:val="Textoennegrita"/>
+        </w:rPr>
+        <w:t>Lemebel</w:t>
+      </w:r>
+      <w:proofErr w:type="spellEnd"/>
+      <w:r>
+        <w:rPr>
+          <w:rStyle w:val="Textoennegrita"/>
+        </w:rPr>
+        <w:t>, 1986</w:t>
+      </w:r>
+    </w:p>
+    <w:p>
+      <w:pPr>
+        <w:pStyle w:val="NormalWeb"/>
+        <w:spacing w:before="0" w:beforeAutospacing="0" w:after="0" w:afterAutospacing="0"/>
+      </w:pPr>
+      <w:r>
+        <w:t xml:space="preserve">No soy </w:t>
+      </w:r>
+      <w:proofErr w:type="spellStart"/>
+      <w:r>
+        <w:t>Passolini</w:t>
+      </w:r>
+      <w:proofErr w:type="spellEnd"/>
+      <w:r>
+        <w:t xml:space="preserve"> pidiendo explicaciones </w:t>
       </w:r>
     </w:p>
     <w:p>
@@ -6767,7 +7041,15 @@
         <w:spacing w:before="0" w:beforeAutospacing="0" w:after="0" w:afterAutospacing="0"/>
       </w:pPr>
       <w:r>
-        <w:t xml:space="preserve">Es darle un rodeo a los machitos de la esquina </w:t>
+        <w:t xml:space="preserve">Es </w:t>
+      </w:r>
+      <w:proofErr w:type="gramStart"/>
+      <w:r>
+        <w:t>darle</w:t>
+      </w:r>
+      <w:proofErr w:type="gramEnd"/>
+      <w:r>
+        <w:t xml:space="preserve"> un rodeo a los machitos de la esquina </w:t>
       </w:r>
     </w:p>
     <w:p>
@@ -6875,7 +7157,15 @@
         <w:spacing w:before="0" w:beforeAutospacing="0" w:after="0" w:afterAutospacing="0"/>
       </w:pPr>
       <w:r>
-        <w:t xml:space="preserve">Y detrasito el socialismo </w:t>
+        <w:t xml:space="preserve">Y </w:t>
+      </w:r>
+      <w:proofErr w:type="spellStart"/>
+      <w:r>
+        <w:t>detrasito</w:t>
+      </w:r>
+      <w:proofErr w:type="spellEnd"/>
+      <w:r>
+        <w:t xml:space="preserve"> el socialismo </w:t>
       </w:r>
     </w:p>
     <w:p>
@@ -6902,7 +7192,15 @@
         <w:spacing w:before="0" w:beforeAutospacing="0" w:after="0" w:afterAutospacing="0"/>
       </w:pPr>
       <w:r>
-        <w:t>¿Nos amarrarán de las trenzas en fardos con destino a un sidario cubano?</w:t>
+        <w:t xml:space="preserve">¿Nos amarrarán de las trenzas en fardos con destino a un </w:t>
+      </w:r>
+      <w:proofErr w:type="spellStart"/>
+      <w:r>
+        <w:t>sidario</w:t>
+      </w:r>
+      <w:proofErr w:type="spellEnd"/>
+      <w:r>
+        <w:t xml:space="preserve"> cubano?</w:t>
       </w:r>
     </w:p>
     <w:p>
@@ -6980,7 +7278,15 @@
         <w:spacing w:before="0" w:beforeAutospacing="0" w:after="0" w:afterAutospacing="0"/>
       </w:pPr>
       <w:r>
-        <w:t xml:space="preserve">A los colizas comidos por las jaibas </w:t>
+        <w:t xml:space="preserve">A los </w:t>
+      </w:r>
+      <w:proofErr w:type="gramStart"/>
+      <w:r>
+        <w:t>colizas comidos</w:t>
+      </w:r>
+      <w:proofErr w:type="gramEnd"/>
+      <w:r>
+        <w:t xml:space="preserve"> por las jaibas </w:t>
       </w:r>
     </w:p>
     <w:p>
@@ -7061,8 +7367,13 @@
         <w:pStyle w:val="NormalWeb"/>
         <w:spacing w:before="0" w:beforeAutospacing="0" w:after="0" w:afterAutospacing="0"/>
       </w:pPr>
-      <w:r>
-        <w:t xml:space="preserve">En las vacaciones de Cartagena? </w:t>
+      <w:proofErr w:type="gramStart"/>
+      <w:r>
+        <w:t>En las vacaciones de Cartagena?</w:t>
+      </w:r>
+      <w:proofErr w:type="gramEnd"/>
+      <w:r>
+        <w:t xml:space="preserve"> </w:t>
       </w:r>
     </w:p>
     <w:p>
@@ -7239,7 +7550,15 @@
         <w:spacing w:before="0" w:beforeAutospacing="0" w:after="0" w:afterAutospacing="0"/>
       </w:pPr>
       <w:r>
-        <w:t xml:space="preserve">¿Tiene miedo que se homosexualice la vida? </w:t>
+        <w:t xml:space="preserve">¿Tiene miedo que se </w:t>
+      </w:r>
+      <w:proofErr w:type="spellStart"/>
+      <w:r>
+        <w:t>homosexualice</w:t>
+      </w:r>
+      <w:proofErr w:type="spellEnd"/>
+      <w:r>
+        <w:t xml:space="preserve"> la vida? </w:t>
       </w:r>
     </w:p>
     <w:p>
@@ -7362,19 +7681,47 @@
         <w:rPr>
           <w:rStyle w:val="nfasis"/>
         </w:rPr>
-        <w:t xml:space="preserve">Es marica pero escribe bien </w:t>
-      </w:r>
-    </w:p>
-    <w:p>
-      <w:pPr>
-        <w:pStyle w:val="NormalWeb"/>
-        <w:spacing w:before="0" w:beforeAutospacing="0" w:after="0" w:afterAutospacing="0"/>
-      </w:pPr>
+        <w:t xml:space="preserve">Es </w:t>
+      </w:r>
+      <w:proofErr w:type="gramStart"/>
       <w:r>
         <w:rPr>
           <w:rStyle w:val="nfasis"/>
         </w:rPr>
-        <w:t>Es marica pero es buen amigo</w:t>
+        <w:t>marica</w:t>
+      </w:r>
+      <w:proofErr w:type="gramEnd"/>
+      <w:r>
+        <w:rPr>
+          <w:rStyle w:val="nfasis"/>
+        </w:rPr>
+        <w:t xml:space="preserve"> pero escribe bien </w:t>
+      </w:r>
+    </w:p>
+    <w:p>
+      <w:pPr>
+        <w:pStyle w:val="NormalWeb"/>
+        <w:spacing w:before="0" w:beforeAutospacing="0" w:after="0" w:afterAutospacing="0"/>
+      </w:pPr>
+      <w:r>
+        <w:rPr>
+          <w:rStyle w:val="nfasis"/>
+        </w:rPr>
+        <w:t xml:space="preserve">Es </w:t>
+      </w:r>
+      <w:proofErr w:type="gramStart"/>
+      <w:r>
+        <w:rPr>
+          <w:rStyle w:val="nfasis"/>
+        </w:rPr>
+        <w:t>marica</w:t>
+      </w:r>
+      <w:proofErr w:type="gramEnd"/>
+      <w:r>
+        <w:rPr>
+          <w:rStyle w:val="nfasis"/>
+        </w:rPr>
+        <w:t xml:space="preserve"> pero es buen amigo</w:t>
       </w:r>
       <w:r>
         <w:t xml:space="preserve"> </w:t>
@@ -7449,7 +7796,15 @@
         <w:spacing w:before="0" w:beforeAutospacing="0" w:after="0" w:afterAutospacing="0"/>
       </w:pPr>
       <w:r>
-        <w:t xml:space="preserve">Y que al primer parrillazo de la CNI </w:t>
+        <w:t xml:space="preserve">Y que al primer </w:t>
+      </w:r>
+      <w:proofErr w:type="spellStart"/>
+      <w:r>
+        <w:t>parrillazo</w:t>
+      </w:r>
+      <w:proofErr w:type="spellEnd"/>
+      <w:r>
+        <w:t xml:space="preserve"> de la CNI </w:t>
       </w:r>
     </w:p>
     <w:p>
@@ -7675,7 +8030,35 @@
         <w:rPr>
           <w:rStyle w:val="nfasis"/>
         </w:rPr>
-        <w:t xml:space="preserve">Y agarrarme a combos por el Colo Colo </w:t>
+        <w:t xml:space="preserve">Y agarrarme a combos por el </w:t>
+      </w:r>
+      <w:proofErr w:type="spellStart"/>
+      <w:r>
+        <w:rPr>
+          <w:rStyle w:val="nfasis"/>
+        </w:rPr>
+        <w:t>Colo</w:t>
+      </w:r>
+      <w:proofErr w:type="spellEnd"/>
+      <w:r>
+        <w:rPr>
+          <w:rStyle w:val="nfasis"/>
+        </w:rPr>
+        <w:t xml:space="preserve"> </w:t>
+      </w:r>
+      <w:proofErr w:type="spellStart"/>
+      <w:r>
+        <w:rPr>
+          <w:rStyle w:val="nfasis"/>
+        </w:rPr>
+        <w:t>Colo</w:t>
+      </w:r>
+      <w:proofErr w:type="spellEnd"/>
+      <w:r>
+        <w:rPr>
+          <w:rStyle w:val="nfasis"/>
+        </w:rPr>
+        <w:t xml:space="preserve"> </w:t>
       </w:r>
     </w:p>
     <w:p>
@@ -8213,9 +8596,11 @@
       <w:r>
         <w:t xml:space="preserve"> </w:t>
       </w:r>
+      <w:proofErr w:type="spellStart"/>
       <w:r>
         <w:t>Lemebel</w:t>
       </w:r>
+      <w:proofErr w:type="spellEnd"/>
       <w:r>
         <w:t> fue un </w:t>
       </w:r>
@@ -8522,8 +8907,13 @@
         <w:pStyle w:val="NormalWeb"/>
         <w:spacing w:before="0" w:beforeAutospacing="0" w:after="0" w:afterAutospacing="0"/>
       </w:pPr>
-      <w:r>
-        <w:t>Además una cosa:</w:t>
+      <w:proofErr w:type="gramStart"/>
+      <w:r>
+        <w:t>Además</w:t>
+      </w:r>
+      <w:proofErr w:type="gramEnd"/>
+      <w:r>
+        <w:t xml:space="preserve"> una cosa:</w:t>
       </w:r>
     </w:p>
     <w:p>
@@ -9008,7 +9398,15 @@
         <w:spacing w:before="0" w:beforeAutospacing="0" w:after="0" w:afterAutospacing="0"/>
       </w:pPr>
       <w:r>
-        <w:t>Se declararon de palabra y de hecho</w:t>
+        <w:t xml:space="preserve">Se declararon de palabra </w:t>
+      </w:r>
+      <w:proofErr w:type="gramStart"/>
+      <w:r>
+        <w:t>y</w:t>
+      </w:r>
+      <w:proofErr w:type="gramEnd"/>
+      <w:r>
+        <w:t xml:space="preserve"> de hecho</w:t>
       </w:r>
     </w:p>
     <w:p>
@@ -9456,7 +9854,15 @@
         <w:spacing w:before="0" w:beforeAutospacing="0" w:after="0" w:afterAutospacing="0"/>
       </w:pPr>
       <w:r>
-        <w:t>Somos tierrafirmistas decididos-</w:t>
+        <w:t xml:space="preserve">Somos </w:t>
+      </w:r>
+      <w:proofErr w:type="spellStart"/>
+      <w:r>
+        <w:t>tierrafirmistas</w:t>
+      </w:r>
+      <w:proofErr w:type="spellEnd"/>
+      <w:r>
+        <w:t xml:space="preserve"> decididos-</w:t>
       </w:r>
     </w:p>
     <w:p>
@@ -9586,8 +9992,18 @@
           <w:b w:val="0"/>
           <w:bCs w:val="0"/>
         </w:rPr>
-        <w:t>fue un influyente poeta y físico chileno, creador de la antipoesía</w:t>
-      </w:r>
+        <w:t>fue un influyente poeta y físico chileno, creador de la </w:t>
+      </w:r>
+      <w:proofErr w:type="spellStart"/>
+      <w:r>
+        <w:rPr>
+          <w:rStyle w:val="Textoennegrita"/>
+          <w:b w:val="0"/>
+          <w:bCs w:val="0"/>
+        </w:rPr>
+        <w:t>antipoesía</w:t>
+      </w:r>
+      <w:proofErr w:type="spellEnd"/>
       <w:r>
         <w:rPr>
           <w:b/>
